--- a/C++ EquationProject/Description.docx
+++ b/C++ EquationProject/Description.docx
@@ -400,8 +400,6 @@
       <w:r>
         <w:t xml:space="preserve">), Partial Pivoting Gaussian Elimination was applied to prevent division-by-zero errors when diagonal elements are 0. The algorithm utilizes the fundamental row operation: </w:t>
       </w:r>
-      <w:bookmarkStart w:id="0" w:name="_GoBack"/>
-      <w:bookmarkEnd w:id="0"/>
     </w:p>
     <w:p>
       <w:pPr>
@@ -848,8 +846,17 @@
       <w:r>
         <w:rPr>
           <w:rFonts w:hint="default" w:ascii="Times New Roman" w:hAnsi="Times New Roman" w:cs="Times New Roman"/>
-        </w:rPr>
-        <w:t>Solve</w:t>
+          <w:lang w:val="en-US"/>
+        </w:rPr>
+        <w:t>s</w:t>
+      </w:r>
+      <w:bookmarkStart w:id="0" w:name="_GoBack"/>
+      <w:bookmarkEnd w:id="0"/>
+      <w:r>
+        <w:rPr>
+          <w:rFonts w:hint="default" w:ascii="Times New Roman" w:hAnsi="Times New Roman" w:cs="Times New Roman"/>
+        </w:rPr>
+        <w:t>olve</w:t>
       </w:r>
     </w:p>
     <w:p>
@@ -1116,7 +1123,7 @@
     <w:lsdException w:unhideWhenUsed="0" w:uiPriority="0" w:semiHidden="0" w:name="HTML Sample"/>
     <w:lsdException w:unhideWhenUsed="0" w:uiPriority="0" w:semiHidden="0" w:name="HTML Typewriter"/>
     <w:lsdException w:unhideWhenUsed="0" w:uiPriority="0" w:semiHidden="0" w:name="HTML Variable"/>
-    <w:lsdException w:unhideWhenUsed="0" w:uiPriority="0" w:name="Normal Table"/>
+    <w:lsdException w:qFormat="1" w:unhideWhenUsed="0" w:uiPriority="0" w:name="Normal Table"/>
     <w:lsdException w:unhideWhenUsed="0" w:uiPriority="0" w:semiHidden="0" w:name="annotation subject"/>
     <w:lsdException w:unhideWhenUsed="0" w:uiPriority="0" w:semiHidden="0" w:name="Table Simple 1"/>
     <w:lsdException w:unhideWhenUsed="0" w:uiPriority="0" w:semiHidden="0" w:name="Table Simple 2"/>
@@ -1301,6 +1308,7 @@
   <w:style w:type="table" w:default="1" w:styleId="4">
     <w:name w:val="Normal Table"/>
     <w:semiHidden/>
+    <w:qFormat/>
     <w:uiPriority w:val="0"/>
     <w:tblPr>
       <w:tblCellMar>
@@ -1330,6 +1338,7 @@
       <w:jc w:val="left"/>
     </w:pPr>
     <w:rPr>
+      <w:rFonts w:ascii="Times New Roman" w:hAnsi="Times New Roman" w:eastAsia="SimSun" w:cs="Times New Roman"/>
       <w:kern w:val="0"/>
       <w:sz w:val="24"/>
       <w:szCs w:val="24"/>
